--- a/Backup & Restore.docx
+++ b/Backup & Restore.docx
@@ -48,8 +48,17 @@
           <w:b/>
           <w:bCs/>
         </w:rPr>
-        <w:t>Main Types of Backup</w:t>
-      </w:r>
+        <w:t xml:space="preserve">Main Types of </w:t>
+      </w:r>
+      <w:proofErr w:type="gramStart"/>
+      <w:r>
+        <w:rPr>
+          <w:b/>
+          <w:bCs/>
+        </w:rPr>
+        <w:t>Backup</w:t>
+      </w:r>
+      <w:proofErr w:type="gramEnd"/>
     </w:p>
     <w:p>
       <w:pPr>
@@ -713,7 +722,11 @@
         <w:t xml:space="preserve"> </w:t>
       </w:r>
       <w:r>
-        <w:t>-f</w:t>
+        <w:t>-</w:t>
+      </w:r>
+      <w:proofErr w:type="gramStart"/>
+      <w:r>
+        <w:t>f</w:t>
       </w:r>
       <w:r>
         <w:t xml:space="preserve"> </w:t>
@@ -726,6 +739,7 @@
         <w:t>backup.sql</w:t>
       </w:r>
       <w:proofErr w:type="spellEnd"/>
+      <w:proofErr w:type="gramEnd"/>
     </w:p>
     <w:p>
       <w:pPr>
@@ -1122,10 +1136,12 @@
         <w:t xml:space="preserve"> </w:t>
       </w:r>
       <w:proofErr w:type="spellStart"/>
+      <w:proofErr w:type="gramStart"/>
       <w:r>
         <w:t>backup.dump</w:t>
       </w:r>
       <w:proofErr w:type="spellEnd"/>
+      <w:proofErr w:type="gramEnd"/>
     </w:p>
     <w:p>
       <w:pPr>
@@ -1171,10 +1187,12 @@
         <w:t xml:space="preserve"> </w:t>
       </w:r>
       <w:proofErr w:type="spellStart"/>
+      <w:proofErr w:type="gramStart"/>
       <w:r>
         <w:t>backup.dump</w:t>
       </w:r>
       <w:proofErr w:type="spellEnd"/>
+      <w:proofErr w:type="gramEnd"/>
     </w:p>
     <w:p>
       <w:pPr>
@@ -1235,7 +1253,11 @@
       </w:r>
       <w:proofErr w:type="spellEnd"/>
       <w:r>
-        <w:t xml:space="preserve"> -f</w:t>
+        <w:t xml:space="preserve"> -</w:t>
+      </w:r>
+      <w:proofErr w:type="gramStart"/>
+      <w:r>
+        <w:t>f</w:t>
       </w:r>
       <w:r>
         <w:t xml:space="preserve"> </w:t>
@@ -1248,6 +1270,7 @@
         <w:t>backup.sql</w:t>
       </w:r>
       <w:proofErr w:type="spellEnd"/>
+      <w:proofErr w:type="gramEnd"/>
     </w:p>
     <w:p>
       <w:pPr>
@@ -1323,12 +1346,28 @@
           <w:bCs/>
         </w:rPr>
       </w:pPr>
-      <w:proofErr w:type="spellStart"/>
-      <w:r>
-        <w:rPr>
-          <w:b/>
-          <w:bCs/>
-        </w:rPr>
+      <w:r>
+        <w:rPr>
+          <w:b/>
+          <w:bCs/>
+        </w:rPr>
+        <w:br w:type="page"/>
+      </w:r>
+    </w:p>
+    <w:p>
+      <w:pPr>
+        <w:rPr>
+          <w:b/>
+          <w:bCs/>
+        </w:rPr>
+      </w:pPr>
+      <w:proofErr w:type="spellStart"/>
+      <w:r>
+        <w:rPr>
+          <w:b/>
+          <w:bCs/>
+        </w:rPr>
+        <w:lastRenderedPageBreak/>
         <w:t>pg_dump</w:t>
       </w:r>
       <w:r>
@@ -1441,6 +1480,7 @@
     <w:p>
       <w:pPr>
         <w:pStyle w:val="ListParagraph"/>
+        <w:jc w:val="center"/>
       </w:pPr>
       <w:proofErr w:type="spellStart"/>
       <w:r>
@@ -1672,7 +1712,6 @@
           <w:b/>
           <w:bCs/>
         </w:rPr>
-        <w:lastRenderedPageBreak/>
         <w:t>Restore</w:t>
       </w:r>
       <w:r>
@@ -1818,7 +1857,6 @@
     <w:p/>
     <w:p>
       <w:pPr>
-        <w:jc w:val="center"/>
         <w:rPr>
           <w:b/>
           <w:bCs/>
@@ -1833,6 +1871,27 @@
           <w:sz w:val="28"/>
           <w:szCs w:val="28"/>
         </w:rPr>
+        <w:br w:type="page"/>
+      </w:r>
+    </w:p>
+    <w:p>
+      <w:pPr>
+        <w:jc w:val="center"/>
+        <w:rPr>
+          <w:b/>
+          <w:bCs/>
+          <w:sz w:val="28"/>
+          <w:szCs w:val="28"/>
+        </w:rPr>
+      </w:pPr>
+      <w:r>
+        <w:rPr>
+          <w:b/>
+          <w:bCs/>
+          <w:sz w:val="28"/>
+          <w:szCs w:val="28"/>
+        </w:rPr>
+        <w:lastRenderedPageBreak/>
         <w:t>Physical Backups</w:t>
       </w:r>
     </w:p>
@@ -2088,9 +2147,14 @@
       </w:r>
       <w:proofErr w:type="spellEnd"/>
       <w:r>
-        <w:t xml:space="preserve"> service                             [</w:t>
-      </w:r>
-      <w:proofErr w:type="spellStart"/>
+        <w:t xml:space="preserve"> service                          </w:t>
+      </w:r>
+      <w:proofErr w:type="gramStart"/>
+      <w:r>
+        <w:t xml:space="preserve">   [</w:t>
+      </w:r>
+      <w:proofErr w:type="spellStart"/>
+      <w:proofErr w:type="gramEnd"/>
       <w:r>
         <w:t>sudo</w:t>
       </w:r>
@@ -2104,7 +2168,15 @@
       </w:r>
       <w:proofErr w:type="spellEnd"/>
       <w:r>
-        <w:t xml:space="preserve"> stop postgresql-18.service]</w:t>
+        <w:t xml:space="preserve"> stop postgresql-</w:t>
+      </w:r>
+      <w:proofErr w:type="gramStart"/>
+      <w:r>
+        <w:t>18.service</w:t>
+      </w:r>
+      <w:proofErr w:type="gramEnd"/>
+      <w:r>
+        <w:t>]</w:t>
       </w:r>
     </w:p>
     <w:p>
@@ -2120,8 +2192,13 @@
         <w:t>Remove old data directory</w:t>
       </w:r>
       <w:r>
-        <w:t xml:space="preserve">                    [</w:t>
-      </w:r>
+        <w:t xml:space="preserve">                 </w:t>
+      </w:r>
+      <w:proofErr w:type="gramStart"/>
+      <w:r>
+        <w:t xml:space="preserve">   [</w:t>
+      </w:r>
+      <w:proofErr w:type="gramEnd"/>
       <w:r>
         <w:t>rm -rf /var/lib/</w:t>
       </w:r>
@@ -2156,8 +2233,13 @@
         <w:t>Copy backup to data directory</w:t>
       </w:r>
       <w:r>
-        <w:t xml:space="preserve">             [</w:t>
-      </w:r>
+        <w:t xml:space="preserve">          </w:t>
+      </w:r>
+      <w:proofErr w:type="gramStart"/>
+      <w:r>
+        <w:t xml:space="preserve">   [</w:t>
+      </w:r>
+      <w:proofErr w:type="gramEnd"/>
       <w:r>
         <w:t>cp -r /home/</w:t>
       </w:r>
@@ -2200,9 +2282,14 @@
         <w:t>Fix ownership &amp; permissions</w:t>
       </w:r>
       <w:r>
-        <w:t xml:space="preserve">                [</w:t>
-      </w:r>
-      <w:proofErr w:type="spellStart"/>
+        <w:t xml:space="preserve">             </w:t>
+      </w:r>
+      <w:proofErr w:type="gramStart"/>
+      <w:r>
+        <w:t xml:space="preserve">   [</w:t>
+      </w:r>
+      <w:proofErr w:type="spellStart"/>
+      <w:proofErr w:type="gramEnd"/>
       <w:r>
         <w:t>chown</w:t>
       </w:r>
@@ -2211,10 +2298,12 @@
         <w:t xml:space="preserve"> -R </w:t>
       </w:r>
       <w:proofErr w:type="spellStart"/>
+      <w:proofErr w:type="gramStart"/>
       <w:r>
         <w:t>postgres:postgres</w:t>
       </w:r>
       <w:proofErr w:type="spellEnd"/>
+      <w:proofErr w:type="gramEnd"/>
       <w:r>
         <w:t xml:space="preserve"> </w:t>
       </w:r>
@@ -2270,9 +2359,11 @@
       <w:r>
         <w:t>data</w:t>
       </w:r>
+      <w:proofErr w:type="gramStart"/>
       <w:r>
         <w:t>/ ]</w:t>
       </w:r>
+      <w:proofErr w:type="gramEnd"/>
     </w:p>
     <w:p>
       <w:pPr>
@@ -2292,9 +2383,14 @@
       </w:r>
       <w:proofErr w:type="spellEnd"/>
       <w:r>
-        <w:t xml:space="preserve">                                      [</w:t>
-      </w:r>
-      <w:proofErr w:type="spellStart"/>
+        <w:t xml:space="preserve">                                   </w:t>
+      </w:r>
+      <w:proofErr w:type="gramStart"/>
+      <w:r>
+        <w:t xml:space="preserve">   [</w:t>
+      </w:r>
+      <w:proofErr w:type="spellStart"/>
+      <w:proofErr w:type="gramEnd"/>
       <w:r>
         <w:t>sudo</w:t>
       </w:r>
@@ -2308,7 +2404,15 @@
       </w:r>
       <w:proofErr w:type="spellEnd"/>
       <w:r>
-        <w:t xml:space="preserve"> start postgresql-18.service]</w:t>
+        <w:t xml:space="preserve"> start postgresql-</w:t>
+      </w:r>
+      <w:proofErr w:type="gramStart"/>
+      <w:r>
+        <w:t>18.service</w:t>
+      </w:r>
+      <w:proofErr w:type="gramEnd"/>
+      <w:r>
+        <w:t>]</w:t>
       </w:r>
     </w:p>
     <w:p>
@@ -2414,7 +2518,23 @@
       </w:r>
       <w:proofErr w:type="spellEnd"/>
       <w:r>
-        <w:t xml:space="preserve">   -h 10.128.0.2  -p 5432   -U replicator  -D /var/lib/</w:t>
+        <w:t xml:space="preserve">   -h </w:t>
+      </w:r>
+      <w:proofErr w:type="gramStart"/>
+      <w:r>
+        <w:t>10.128.0.2  -</w:t>
+      </w:r>
+      <w:proofErr w:type="gramEnd"/>
+      <w:r>
+        <w:t xml:space="preserve">p 5432   -U </w:t>
+      </w:r>
+      <w:proofErr w:type="gramStart"/>
+      <w:r>
+        <w:t>replicator  -</w:t>
+      </w:r>
+      <w:proofErr w:type="gramEnd"/>
+      <w:r>
+        <w:t>D /var/lib/</w:t>
       </w:r>
       <w:proofErr w:type="spellStart"/>
       <w:r>
@@ -2582,10 +2702,12 @@
         <w:t>-R → automatically configures standby (</w:t>
       </w:r>
       <w:proofErr w:type="spellStart"/>
+      <w:proofErr w:type="gramStart"/>
       <w:r>
         <w:t>standby.signal</w:t>
       </w:r>
       <w:proofErr w:type="spellEnd"/>
+      <w:proofErr w:type="gramEnd"/>
       <w:r>
         <w:t xml:space="preserve"> + </w:t>
       </w:r>
@@ -2636,7 +2758,6 @@
           <w:b/>
           <w:bCs/>
         </w:rPr>
-        <w:lastRenderedPageBreak/>
         <w:t>postgresql.conf</w:t>
       </w:r>
       <w:proofErr w:type="spellEnd"/>
@@ -2714,7 +2835,11 @@
         <w:t xml:space="preserve"> </w:t>
       </w:r>
       <w:r>
-        <w:t xml:space="preserve">replicator       </w:t>
+        <w:t xml:space="preserve">replicator     </w:t>
+      </w:r>
+      <w:proofErr w:type="gramStart"/>
+      <w:r>
+        <w:t xml:space="preserve">  </w:t>
       </w:r>
       <w:r>
         <w:t xml:space="preserve"> </w:t>
@@ -2722,6 +2847,7 @@
       <w:r>
         <w:t>[</w:t>
       </w:r>
+      <w:proofErr w:type="gramEnd"/>
       <w:r>
         <w:t>STANDBY_IP/32</w:t>
       </w:r>
